--- a/Mohamed-Selim-CV.docx
+++ b/Mohamed-Selim-CV.docx
@@ -51,7 +51,7 @@
           <w:sz w:val="17"/>
           <w:szCs w:val="17"/>
         </w:rPr>
-        <w:t xml:space="preserve">Cairo, Egypt  |  +20 111 192 9327  |  mohamedtselim@hotmail.com  |  linkedin.com/in/mohamed-selim-28385a151</w:t>
+        <w:t xml:space="preserve">Cairo, Egypt  |  +20 155 866 0994  |  mo@mohamedtselim.com  |  linkedin.com/in/mohamed-selim-28385a151</w:t>
       </w:r>
     </w:p>
     <w:p>

--- a/Mohamed-Selim-CV.docx
+++ b/Mohamed-Selim-CV.docx
@@ -51,8 +51,91 @@
           <w:sz w:val="17"/>
           <w:szCs w:val="17"/>
         </w:rPr>
-        <w:t xml:space="preserve">Cairo, Egypt  |  +20 155 866 0994  |  mo@mohamedtselim.com  |  linkedin.com/in/mohamed-selim-28385a151</w:t>
-      </w:r>
+        <w:t xml:space="preserve">Cairo, Egypt  |  </w:t>
+      </w:r>
+      <w:hyperlink w:history="1" r:id="rIdpoaaonbgrnyr2455605ho">
+        <w:r>
+          <w:rPr>
+            <w:rFonts w:ascii="Calibri" w:cs="Calibri" w:eastAsia="Calibri" w:hAnsi="Calibri"/>
+            <w:color w:val="000000"/>
+            <w:sz w:val="17"/>
+            <w:szCs w:val="17"/>
+          </w:rPr>
+          <w:t xml:space="preserve">+20 155 866 0994</w:t>
+        </w:r>
+      </w:hyperlink>
+      <w:r>
+        <w:rPr>
+          <w:rFonts w:ascii="Calibri" w:cs="Calibri" w:eastAsia="Calibri" w:hAnsi="Calibri"/>
+          <w:b w:val="false"/>
+          <w:bCs w:val="false"/>
+          <w:i w:val="false"/>
+          <w:iCs w:val="false"/>
+          <w:color w:val="000000"/>
+          <w:sz w:val="17"/>
+          <w:szCs w:val="17"/>
+        </w:rPr>
+        <w:t xml:space="preserve">  |  </w:t>
+      </w:r>
+      <w:hyperlink w:history="1" r:id="rIdj46rqaokv0lafcqrh36s5">
+        <w:r>
+          <w:rPr>
+            <w:rFonts w:ascii="Calibri" w:cs="Calibri" w:eastAsia="Calibri" w:hAnsi="Calibri"/>
+            <w:color w:val="000000"/>
+            <w:sz w:val="17"/>
+            <w:szCs w:val="17"/>
+          </w:rPr>
+          <w:t xml:space="preserve">mo@mohamedtselim.com</w:t>
+        </w:r>
+      </w:hyperlink>
+      <w:r>
+        <w:rPr>
+          <w:rFonts w:ascii="Calibri" w:cs="Calibri" w:eastAsia="Calibri" w:hAnsi="Calibri"/>
+          <w:b w:val="false"/>
+          <w:bCs w:val="false"/>
+          <w:i w:val="false"/>
+          <w:iCs w:val="false"/>
+          <w:color w:val="000000"/>
+          <w:sz w:val="17"/>
+          <w:szCs w:val="17"/>
+        </w:rPr>
+        <w:t xml:space="preserve">  |  </w:t>
+      </w:r>
+      <w:hyperlink w:history="1" r:id="rIdhz_ysyix6ncohkedplkhv">
+        <w:r>
+          <w:rPr>
+            <w:rFonts w:ascii="Calibri" w:cs="Calibri" w:eastAsia="Calibri" w:hAnsi="Calibri"/>
+            <w:color w:val="000000"/>
+            <w:sz w:val="17"/>
+            <w:szCs w:val="17"/>
+          </w:rPr>
+          <w:t xml:space="preserve">www.mohamedtselim.com</w:t>
+        </w:r>
+      </w:hyperlink>
+      <w:r>
+        <w:rPr>
+          <w:rFonts w:ascii="Calibri" w:cs="Calibri" w:eastAsia="Calibri" w:hAnsi="Calibri"/>
+          <w:b w:val="false"/>
+          <w:bCs w:val="false"/>
+          <w:i w:val="false"/>
+          <w:iCs w:val="false"/>
+          <w:color w:val="000000"/>
+          <w:sz w:val="17"/>
+          <w:szCs w:val="17"/>
+        </w:rPr>
+        <w:t xml:space="preserve">  |  </w:t>
+      </w:r>
+      <w:hyperlink w:history="1" r:id="rIdl80rnevwe3dvasuwfha8a">
+        <w:r>
+          <w:rPr>
+            <w:rFonts w:ascii="Calibri" w:cs="Calibri" w:eastAsia="Calibri" w:hAnsi="Calibri"/>
+            <w:color w:val="000000"/>
+            <w:sz w:val="17"/>
+            <w:szCs w:val="17"/>
+          </w:rPr>
+          <w:t xml:space="preserve">linkedin.com/in/mohamed-selim</w:t>
+        </w:r>
+      </w:hyperlink>
     </w:p>
     <w:p>
       <w:pPr>
